--- a/BIBLIOTECH_Projet.docx
+++ b/BIBLIOTECH_Projet.docx
@@ -141,7 +141,7 @@
                 <w:sz w:val="20"/>
                 <w:szCs w:val="20"/>
               </w:rPr>
-              <w:t>Application Web — Portfolio</w:t>
+              <w:t>Application Web</w:t>
             </w:r>
           </w:p>
         </w:tc>
@@ -315,7 +315,7 @@
                 <w:sz w:val="20"/>
                 <w:szCs w:val="20"/>
               </w:rPr>
-              <w:t>En développement</w:t>
+              <w:t>Terminé</w:t>
             </w:r>
           </w:p>
         </w:tc>
@@ -353,7 +353,7 @@
       </w:pPr>
       <w:r>
         <w:rPr>
-          <w:rFonts w:eastAsia="Arial" w:cs="Arial" w:ascii="Arial" w:hAnsi="Arial"/>
+          <w:rFonts w:eastAsia="Arial" w:cs="Arial"/>
           <w:b/>
           <w:bCs/>
           <w:color w:val="FFFFFF"/>
@@ -409,7 +409,7 @@
       </w:pPr>
       <w:r>
         <w:rPr>
-          <w:rFonts w:eastAsia="Arial" w:cs="Arial" w:ascii="Arial" w:hAnsi="Arial"/>
+          <w:rFonts w:eastAsia="Arial" w:cs="Arial"/>
           <w:b/>
           <w:bCs/>
           <w:color w:val="FFFFFF"/>
@@ -440,7 +440,7 @@
       </w:pPr>
       <w:r>
         <w:rPr>
-          <w:rFonts w:eastAsia="Arial" w:cs="Arial" w:ascii="Arial" w:hAnsi="Arial"/>
+          <w:rFonts w:eastAsia="Arial" w:cs="Arial"/>
           <w:b/>
           <w:bCs/>
           <w:color w:val="1E3A5F"/>
@@ -487,7 +487,7 @@
       </w:pPr>
       <w:r>
         <w:rPr>
-          <w:rFonts w:eastAsia="Arial" w:cs="Arial" w:ascii="Arial" w:hAnsi="Arial"/>
+          <w:rFonts w:eastAsia="Arial" w:cs="Arial"/>
           <w:b/>
           <w:bCs/>
           <w:color w:val="1E3A5F"/>
@@ -534,7 +534,7 @@
       </w:pPr>
       <w:r>
         <w:rPr>
-          <w:rFonts w:eastAsia="Arial" w:cs="Arial" w:ascii="Arial" w:hAnsi="Arial"/>
+          <w:rFonts w:eastAsia="Arial" w:cs="Arial"/>
           <w:b/>
           <w:bCs/>
           <w:color w:val="1E3A5F"/>
@@ -565,7 +565,7 @@
         <w:pStyle w:val="ListParagraph"/>
         <w:numPr>
           <w:ilvl w:val="0"/>
-          <w:numId w:val="3"/>
+          <w:numId w:val="4"/>
         </w:numPr>
         <w:spacing w:before="40" w:after="40"/>
         <w:rPr/>
@@ -585,7 +585,7 @@
         <w:pStyle w:val="ListParagraph"/>
         <w:numPr>
           <w:ilvl w:val="0"/>
-          <w:numId w:val="1"/>
+          <w:numId w:val="5"/>
         </w:numPr>
         <w:spacing w:before="40" w:after="40"/>
         <w:rPr/>
@@ -605,7 +605,7 @@
         <w:pStyle w:val="ListParagraph"/>
         <w:numPr>
           <w:ilvl w:val="0"/>
-          <w:numId w:val="1"/>
+          <w:numId w:val="6"/>
         </w:numPr>
         <w:spacing w:before="40" w:after="40"/>
         <w:rPr/>
@@ -625,7 +625,7 @@
         <w:pStyle w:val="ListParagraph"/>
         <w:numPr>
           <w:ilvl w:val="0"/>
-          <w:numId w:val="1"/>
+          <w:numId w:val="7"/>
         </w:numPr>
         <w:spacing w:before="40" w:after="40"/>
         <w:rPr/>
@@ -661,7 +661,7 @@
       </w:pPr>
       <w:r>
         <w:rPr>
-          <w:rFonts w:eastAsia="Arial" w:cs="Arial" w:ascii="Arial" w:hAnsi="Arial"/>
+          <w:rFonts w:eastAsia="Arial" w:cs="Arial"/>
           <w:b/>
           <w:bCs/>
           <w:color w:val="1E3A5F"/>
@@ -692,7 +692,7 @@
         <w:pStyle w:val="ListParagraph"/>
         <w:numPr>
           <w:ilvl w:val="0"/>
-          <w:numId w:val="1"/>
+          <w:numId w:val="8"/>
         </w:numPr>
         <w:spacing w:before="40" w:after="40"/>
         <w:rPr/>
@@ -712,7 +712,7 @@
         <w:pStyle w:val="ListParagraph"/>
         <w:numPr>
           <w:ilvl w:val="0"/>
-          <w:numId w:val="1"/>
+          <w:numId w:val="9"/>
         </w:numPr>
         <w:spacing w:before="40" w:after="40"/>
         <w:rPr/>
@@ -748,7 +748,7 @@
       </w:pPr>
       <w:r>
         <w:rPr>
-          <w:rFonts w:eastAsia="Arial" w:cs="Arial" w:ascii="Arial" w:hAnsi="Arial"/>
+          <w:rFonts w:eastAsia="Arial" w:cs="Arial"/>
           <w:b/>
           <w:bCs/>
           <w:color w:val="1E3A5F"/>
@@ -795,7 +795,7 @@
       </w:pPr>
       <w:r>
         <w:rPr>
-          <w:rFonts w:eastAsia="Arial" w:cs="Arial" w:ascii="Arial" w:hAnsi="Arial"/>
+          <w:rFonts w:eastAsia="Arial" w:cs="Arial"/>
           <w:b/>
           <w:bCs/>
           <w:color w:val="1E3A5F"/>
@@ -842,7 +842,7 @@
       </w:pPr>
       <w:r>
         <w:rPr>
-          <w:rFonts w:eastAsia="Arial" w:cs="Arial" w:ascii="Arial" w:hAnsi="Arial"/>
+          <w:rFonts w:eastAsia="Arial" w:cs="Arial"/>
           <w:b/>
           <w:bCs/>
           <w:color w:val="1E3A5F"/>
@@ -889,7 +889,7 @@
       </w:pPr>
       <w:r>
         <w:rPr>
-          <w:rFonts w:eastAsia="Arial" w:cs="Arial" w:ascii="Arial" w:hAnsi="Arial"/>
+          <w:rFonts w:eastAsia="Arial" w:cs="Arial"/>
           <w:b/>
           <w:bCs/>
           <w:color w:val="1E3A5F"/>
@@ -936,7 +936,7 @@
       </w:pPr>
       <w:r>
         <w:rPr>
-          <w:rFonts w:eastAsia="Arial" w:cs="Arial" w:ascii="Arial" w:hAnsi="Arial"/>
+          <w:rFonts w:eastAsia="Arial" w:cs="Arial"/>
           <w:b/>
           <w:bCs/>
           <w:color w:val="1E3A5F"/>
@@ -982,7 +982,7 @@
       </w:pPr>
       <w:r>
         <w:rPr>
-          <w:rFonts w:eastAsia="Arial" w:cs="Arial" w:ascii="Arial" w:hAnsi="Arial"/>
+          <w:rFonts w:eastAsia="Arial" w:cs="Arial"/>
           <w:b/>
           <w:bCs/>
           <w:color w:val="FFFFFF"/>
@@ -1033,7 +1033,7 @@
         <w:pStyle w:val="ListParagraph"/>
         <w:numPr>
           <w:ilvl w:val="0"/>
-          <w:numId w:val="1"/>
+          <w:numId w:val="10"/>
         </w:numPr>
         <w:spacing w:before="40" w:after="40"/>
         <w:rPr/>
@@ -1053,7 +1053,7 @@
         <w:pStyle w:val="ListParagraph"/>
         <w:numPr>
           <w:ilvl w:val="0"/>
-          <w:numId w:val="1"/>
+          <w:numId w:val="11"/>
         </w:numPr>
         <w:spacing w:before="40" w:after="40"/>
         <w:rPr/>
@@ -1073,7 +1073,7 @@
         <w:pStyle w:val="ListParagraph"/>
         <w:numPr>
           <w:ilvl w:val="0"/>
-          <w:numId w:val="1"/>
+          <w:numId w:val="12"/>
         </w:numPr>
         <w:spacing w:before="40" w:after="40"/>
         <w:rPr/>
@@ -1120,7 +1120,7 @@
       </w:pPr>
       <w:r>
         <w:rPr>
-          <w:rFonts w:eastAsia="Arial" w:cs="Arial" w:ascii="Arial" w:hAnsi="Arial"/>
+          <w:rFonts w:eastAsia="Arial" w:cs="Arial"/>
           <w:b/>
           <w:bCs/>
           <w:color w:val="FFFFFF"/>
@@ -1151,7 +1151,7 @@
       </w:pPr>
       <w:r>
         <w:rPr>
-          <w:rFonts w:eastAsia="Arial" w:cs="Arial" w:ascii="Arial" w:hAnsi="Arial"/>
+          <w:rFonts w:eastAsia="Arial" w:cs="Arial"/>
           <w:b/>
           <w:bCs/>
           <w:color w:val="1E3A5F"/>
@@ -1179,7 +1179,7 @@
       </w:pPr>
       <w:r>
         <w:rPr>
-          <w:rFonts w:eastAsia="Arial" w:cs="Arial" w:ascii="Arial" w:hAnsi="Arial"/>
+          <w:rFonts w:eastAsia="Arial" w:cs="Arial"/>
           <w:b/>
           <w:bCs/>
           <w:color w:val="2E75B6"/>
@@ -1225,7 +1225,7 @@
       </w:pPr>
       <w:r>
         <w:rPr>
-          <w:rFonts w:eastAsia="Arial" w:cs="Arial" w:ascii="Arial" w:hAnsi="Arial"/>
+          <w:rFonts w:eastAsia="Arial" w:cs="Arial"/>
           <w:b/>
           <w:bCs/>
           <w:color w:val="2E75B6"/>
@@ -1271,7 +1271,7 @@
       </w:pPr>
       <w:r>
         <w:rPr>
-          <w:rFonts w:eastAsia="Arial" w:cs="Arial" w:ascii="Arial" w:hAnsi="Arial"/>
+          <w:rFonts w:eastAsia="Arial" w:cs="Arial"/>
           <w:b/>
           <w:bCs/>
           <w:color w:val="2E75B6"/>
@@ -1317,7 +1317,7 @@
       </w:pPr>
       <w:r>
         <w:rPr>
-          <w:rFonts w:eastAsia="Arial" w:cs="Arial" w:ascii="Arial" w:hAnsi="Arial"/>
+          <w:rFonts w:eastAsia="Arial" w:cs="Arial"/>
           <w:b/>
           <w:bCs/>
           <w:color w:val="2E75B6"/>
@@ -1363,7 +1363,7 @@
       </w:pPr>
       <w:r>
         <w:rPr>
-          <w:rFonts w:eastAsia="Arial" w:cs="Arial" w:ascii="Arial" w:hAnsi="Arial"/>
+          <w:rFonts w:eastAsia="Arial" w:cs="Arial"/>
           <w:b/>
           <w:bCs/>
           <w:color w:val="2E75B6"/>
@@ -1409,7 +1409,7 @@
       </w:pPr>
       <w:r>
         <w:rPr>
-          <w:rFonts w:eastAsia="Arial" w:cs="Arial" w:ascii="Arial" w:hAnsi="Arial"/>
+          <w:rFonts w:eastAsia="Arial" w:cs="Arial"/>
           <w:b/>
           <w:bCs/>
           <w:color w:val="2E75B6"/>
@@ -1455,7 +1455,7 @@
       </w:pPr>
       <w:r>
         <w:rPr>
-          <w:rFonts w:eastAsia="Arial" w:cs="Arial" w:ascii="Arial" w:hAnsi="Arial"/>
+          <w:rFonts w:eastAsia="Arial" w:cs="Arial"/>
           <w:b/>
           <w:bCs/>
           <w:color w:val="2E75B6"/>
@@ -1501,7 +1501,7 @@
       </w:pPr>
       <w:r>
         <w:rPr>
-          <w:rFonts w:eastAsia="Arial" w:cs="Arial" w:ascii="Arial" w:hAnsi="Arial"/>
+          <w:rFonts w:eastAsia="Arial" w:cs="Arial"/>
           <w:b/>
           <w:bCs/>
           <w:color w:val="2E75B6"/>
@@ -1547,7 +1547,7 @@
       </w:pPr>
       <w:r>
         <w:rPr>
-          <w:rFonts w:eastAsia="Arial" w:cs="Arial" w:ascii="Arial" w:hAnsi="Arial"/>
+          <w:rFonts w:eastAsia="Arial" w:cs="Arial"/>
           <w:b/>
           <w:bCs/>
           <w:color w:val="2E75B6"/>
@@ -1593,7 +1593,7 @@
       </w:pPr>
       <w:r>
         <w:rPr>
-          <w:rFonts w:eastAsia="Arial" w:cs="Arial" w:ascii="Arial" w:hAnsi="Arial"/>
+          <w:rFonts w:eastAsia="Arial" w:cs="Arial"/>
           <w:b/>
           <w:bCs/>
           <w:color w:val="2E75B6"/>
@@ -1639,7 +1639,7 @@
       </w:pPr>
       <w:r>
         <w:rPr>
-          <w:rFonts w:eastAsia="Arial" w:cs="Arial" w:ascii="Arial" w:hAnsi="Arial"/>
+          <w:rFonts w:eastAsia="Arial" w:cs="Arial"/>
           <w:b/>
           <w:bCs/>
           <w:color w:val="2E75B6"/>
@@ -1685,7 +1685,7 @@
       </w:pPr>
       <w:r>
         <w:rPr>
-          <w:rFonts w:eastAsia="Arial" w:cs="Arial" w:ascii="Arial" w:hAnsi="Arial"/>
+          <w:rFonts w:eastAsia="Arial" w:cs="Arial"/>
           <w:b/>
           <w:bCs/>
           <w:color w:val="2E75B6"/>
@@ -1731,7 +1731,7 @@
       </w:pPr>
       <w:r>
         <w:rPr>
-          <w:rFonts w:eastAsia="Arial" w:cs="Arial" w:ascii="Arial" w:hAnsi="Arial"/>
+          <w:rFonts w:eastAsia="Arial" w:cs="Arial"/>
           <w:b/>
           <w:bCs/>
           <w:color w:val="2E75B6"/>
@@ -1777,7 +1777,7 @@
       </w:pPr>
       <w:r>
         <w:rPr>
-          <w:rFonts w:eastAsia="Arial" w:cs="Arial" w:ascii="Arial" w:hAnsi="Arial"/>
+          <w:rFonts w:eastAsia="Arial" w:cs="Arial"/>
           <w:b/>
           <w:bCs/>
           <w:color w:val="2E75B6"/>
@@ -1837,7 +1837,7 @@
       </w:pPr>
       <w:r>
         <w:rPr>
-          <w:rFonts w:eastAsia="Arial" w:cs="Arial" w:ascii="Arial" w:hAnsi="Arial"/>
+          <w:rFonts w:eastAsia="Arial" w:cs="Arial"/>
           <w:b/>
           <w:bCs/>
           <w:color w:val="FFFFFF"/>
@@ -2982,7 +2982,7 @@
     </w:r>
     <w:r>
       <w:rPr/>
-      <w:t>4</w:t>
+      <w:t>6</w:t>
     </w:r>
     <w:r>
       <w:rPr/>
@@ -3026,7 +3026,7 @@
     </w:r>
     <w:r>
       <w:rPr/>
-      <w:t>4</w:t>
+      <w:t>6</w:t>
     </w:r>
     <w:r>
       <w:rPr/>
@@ -3172,6 +3172,7 @@
         </w:tabs>
         <w:ind w:left="1440" w:hanging="360"/>
       </w:pPr>
+      <w:rPr/>
     </w:lvl>
     <w:lvl w:ilvl="3">
       <w:start w:val="1"/>
@@ -3184,6 +3185,7 @@
         </w:tabs>
         <w:ind w:left="1800" w:hanging="360"/>
       </w:pPr>
+      <w:rPr/>
     </w:lvl>
     <w:lvl w:ilvl="4">
       <w:start w:val="1"/>
@@ -3196,6 +3198,7 @@
         </w:tabs>
         <w:ind w:left="2160" w:hanging="360"/>
       </w:pPr>
+      <w:rPr/>
     </w:lvl>
     <w:lvl w:ilvl="5">
       <w:start w:val="1"/>
@@ -3208,6 +3211,7 @@
         </w:tabs>
         <w:ind w:left="2520" w:hanging="360"/>
       </w:pPr>
+      <w:rPr/>
     </w:lvl>
     <w:lvl w:ilvl="6">
       <w:start w:val="1"/>
@@ -3220,6 +3224,7 @@
         </w:tabs>
         <w:ind w:left="2880" w:hanging="360"/>
       </w:pPr>
+      <w:rPr/>
     </w:lvl>
     <w:lvl w:ilvl="7">
       <w:start w:val="1"/>
@@ -3232,6 +3237,7 @@
         </w:tabs>
         <w:ind w:left="3240" w:hanging="360"/>
       </w:pPr>
+      <w:rPr/>
     </w:lvl>
     <w:lvl w:ilvl="8">
       <w:start w:val="1"/>
@@ -3244,9 +3250,139 @@
         </w:tabs>
         <w:ind w:left="3600" w:hanging="360"/>
       </w:pPr>
+      <w:rPr/>
     </w:lvl>
   </w:abstractNum>
   <w:abstractNum w:abstractNumId="2">
+    <w:lvl w:ilvl="0">
+      <w:start w:val="1"/>
+      <w:numFmt w:val="bullet"/>
+      <w:lvlText w:val=""/>
+      <w:lvlJc w:val="left"/>
+      <w:pPr>
+        <w:tabs>
+          <w:tab w:val="num" w:pos="0"/>
+        </w:tabs>
+        <w:ind w:left="600" w:hanging="360"/>
+      </w:pPr>
+      <w:rPr>
+        <w:rFonts w:ascii="Wingdings" w:hAnsi="Wingdings" w:cs="Wingdings" w:hint="default"/>
+        <w:sz w:val="18"/>
+        <w:szCs w:val="18"/>
+        <w:color w:val="2E75B6"/>
+      </w:rPr>
+    </w:lvl>
+    <w:lvl w:ilvl="1">
+      <w:start w:val="1"/>
+      <w:numFmt w:val="bullet"/>
+      <w:lvlText w:val=""/>
+      <w:lvlJc w:val="left"/>
+      <w:pPr>
+        <w:tabs>
+          <w:tab w:val="num" w:pos="0"/>
+        </w:tabs>
+        <w:ind w:left="960" w:hanging="360"/>
+      </w:pPr>
+      <w:rPr>
+        <w:rFonts w:ascii="Wingdings 2" w:hAnsi="Wingdings 2" w:cs="Wingdings 2" w:hint="default"/>
+        <w:sz w:val="18"/>
+        <w:szCs w:val="18"/>
+        <w:color w:val="555555"/>
+      </w:rPr>
+    </w:lvl>
+    <w:lvl w:ilvl="2">
+      <w:start w:val="1"/>
+      <w:numFmt w:val="decimal"/>
+      <w:lvlText w:val="%3."/>
+      <w:lvlJc w:val="left"/>
+      <w:pPr>
+        <w:tabs>
+          <w:tab w:val="num" w:pos="1440"/>
+        </w:tabs>
+        <w:ind w:left="1440" w:hanging="360"/>
+      </w:pPr>
+      <w:rPr/>
+    </w:lvl>
+    <w:lvl w:ilvl="3">
+      <w:start w:val="1"/>
+      <w:numFmt w:val="decimal"/>
+      <w:lvlText w:val="%4."/>
+      <w:lvlJc w:val="left"/>
+      <w:pPr>
+        <w:tabs>
+          <w:tab w:val="num" w:pos="1800"/>
+        </w:tabs>
+        <w:ind w:left="1800" w:hanging="360"/>
+      </w:pPr>
+      <w:rPr/>
+    </w:lvl>
+    <w:lvl w:ilvl="4">
+      <w:start w:val="1"/>
+      <w:numFmt w:val="decimal"/>
+      <w:lvlText w:val="%5."/>
+      <w:lvlJc w:val="left"/>
+      <w:pPr>
+        <w:tabs>
+          <w:tab w:val="num" w:pos="2160"/>
+        </w:tabs>
+        <w:ind w:left="2160" w:hanging="360"/>
+      </w:pPr>
+      <w:rPr/>
+    </w:lvl>
+    <w:lvl w:ilvl="5">
+      <w:start w:val="1"/>
+      <w:numFmt w:val="decimal"/>
+      <w:lvlText w:val="%6."/>
+      <w:lvlJc w:val="left"/>
+      <w:pPr>
+        <w:tabs>
+          <w:tab w:val="num" w:pos="2520"/>
+        </w:tabs>
+        <w:ind w:left="2520" w:hanging="360"/>
+      </w:pPr>
+      <w:rPr/>
+    </w:lvl>
+    <w:lvl w:ilvl="6">
+      <w:start w:val="1"/>
+      <w:numFmt w:val="decimal"/>
+      <w:lvlText w:val="%7."/>
+      <w:lvlJc w:val="left"/>
+      <w:pPr>
+        <w:tabs>
+          <w:tab w:val="num" w:pos="2880"/>
+        </w:tabs>
+        <w:ind w:left="2880" w:hanging="360"/>
+      </w:pPr>
+      <w:rPr/>
+    </w:lvl>
+    <w:lvl w:ilvl="7">
+      <w:start w:val="1"/>
+      <w:numFmt w:val="decimal"/>
+      <w:lvlText w:val="%8."/>
+      <w:lvlJc w:val="left"/>
+      <w:pPr>
+        <w:tabs>
+          <w:tab w:val="num" w:pos="3240"/>
+        </w:tabs>
+        <w:ind w:left="3240" w:hanging="360"/>
+      </w:pPr>
+      <w:rPr/>
+    </w:lvl>
+    <w:lvl w:ilvl="8">
+      <w:start w:val="1"/>
+      <w:numFmt w:val="decimal"/>
+      <w:lvlText w:val="%9."/>
+      <w:lvlJc w:val="left"/>
+      <w:pPr>
+        <w:tabs>
+          <w:tab w:val="num" w:pos="3600"/>
+        </w:tabs>
+        <w:ind w:left="3600" w:hanging="360"/>
+      </w:pPr>
+      <w:rPr/>
+    </w:lvl>
+  </w:abstractNum>
+  <w:abstractNum w:abstractNumId="3">
     <w:lvl w:ilvl="0">
       <w:start w:val="1"/>
       <w:numFmt w:val="none"/>
@@ -3372,10 +3508,37 @@
     <w:abstractNumId w:val="2"/>
   </w:num>
   <w:num w:numId="3">
-    <w:abstractNumId w:val="1"/>
+    <w:abstractNumId w:val="3"/>
+  </w:num>
+  <w:num w:numId="4">
+    <w:abstractNumId w:val="2"/>
     <w:lvlOverride w:ilvl="0">
       <w:startOverride w:val="1"/>
     </w:lvlOverride>
+  </w:num>
+  <w:num w:numId="5">
+    <w:abstractNumId w:val="2"/>
+  </w:num>
+  <w:num w:numId="6">
+    <w:abstractNumId w:val="2"/>
+  </w:num>
+  <w:num w:numId="7">
+    <w:abstractNumId w:val="2"/>
+  </w:num>
+  <w:num w:numId="8">
+    <w:abstractNumId w:val="2"/>
+  </w:num>
+  <w:num w:numId="9">
+    <w:abstractNumId w:val="2"/>
+  </w:num>
+  <w:num w:numId="10">
+    <w:abstractNumId w:val="2"/>
+  </w:num>
+  <w:num w:numId="11">
+    <w:abstractNumId w:val="2"/>
+  </w:num>
+  <w:num w:numId="12">
+    <w:abstractNumId w:val="2"/>
   </w:num>
 </w:numbering>
 </file>
@@ -3400,6 +3563,7 @@
     <w:qFormat/>
     <w:pPr>
       <w:widowControl/>
+      <w:suppressAutoHyphens w:val="true"/>
       <w:bidi w:val="0"/>
       <w:spacing w:before="0" w:after="0"/>
       <w:jc w:val="left"/>
@@ -3502,11 +3666,18 @@
       <w:u w:val="single"/>
     </w:rPr>
   </w:style>
-  <w:style w:type="character" w:styleId="FootnoteCharacters">
-    <w:name w:val="Footnote Characters"/>
+  <w:style w:type="character" w:styleId="FootnoteCharactersuser">
+    <w:name w:val="Footnote Characters (user)"/>
     <w:uiPriority w:val="99"/>
     <w:semiHidden/>
     <w:unhideWhenUsed/>
+    <w:qFormat/>
+    <w:rPr>
+      <w:vertAlign w:val="superscript"/>
+    </w:rPr>
+  </w:style>
+  <w:style w:type="character" w:styleId="FootnoteCharacters">
+    <w:name w:val="Footnote Characters"/>
     <w:qFormat/>
     <w:rPr>
       <w:vertAlign w:val="superscript"/>
@@ -3603,6 +3774,7 @@
     <w:qFormat/>
     <w:pPr>
       <w:widowControl/>
+      <w:suppressAutoHyphens w:val="true"/>
       <w:bidi w:val="0"/>
       <w:spacing w:before="0" w:after="0"/>
       <w:jc w:val="left"/>
@@ -3623,6 +3795,7 @@
     <w:qFormat/>
     <w:pPr>
       <w:widowControl/>
+      <w:suppressAutoHyphens w:val="true"/>
       <w:bidi w:val="0"/>
       <w:spacing w:before="0" w:after="0"/>
       <w:jc w:val="left"/>
